--- a/tools/SnapSmack-MultiSite-Spec.docx
+++ b/tools/SnapSmack-MultiSite-Spec.docx
@@ -1278,6 +1278,70 @@
     </w:p>
     <w:p>
       <w:pPr>
+        <w:pStyle w:val="Heading2"/>
+      </w:pPr>
+      <w:r>
+        <w:t xml:space="preserve">3.8 Backup Status Tracking</w:t>
+      </w:r>
+    </w:p>
+    <w:p>
+      <w:pPr>
+        <w:spacing w:after="160"/>
+      </w:pPr>
+      <w:r>
+        <w:rPr>
+          <w:rFonts w:ascii="Arial" w:cs="Arial" w:eastAsia="Arial" w:hAnsi="Arial"/>
+          <w:color w:val="333333"/>
+          <w:sz w:val="22"/>
+          <w:szCs w:val="22"/>
+        </w:rPr>
+        <w:t xml:space="preserve">Each satellite reports its backup state to the hub during the regular heartbeat. The heartbeat response includes: last backup timestamp, backup size, backup destination (local, remote, cloud), and whether the backup completed successfully or failed.</w:t>
+      </w:r>
+    </w:p>
+    <w:p>
+      <w:pPr>
+        <w:spacing w:after="160"/>
+      </w:pPr>
+      <w:r>
+        <w:rPr>
+          <w:rFonts w:ascii="Arial" w:cs="Arial" w:eastAsia="Arial" w:hAnsi="Arial"/>
+          <w:color w:val="333333"/>
+          <w:sz w:val="22"/>
+          <w:szCs w:val="22"/>
+        </w:rPr>
+        <w:t xml:space="preserve">The hub aggregates this into a backup health matrix on the Multi-Site Dashboard. Each site shows a colour-coded status: green (backed up within 24 hours), amber (backed up within 7 days), red (stale or failed). The dashboard also displays the total backup footprint across the fleet.</w:t>
+      </w:r>
+    </w:p>
+    <w:p>
+      <w:pPr>
+        <w:spacing w:after="160"/>
+      </w:pPr>
+      <w:r>
+        <w:rPr>
+          <w:rFonts w:ascii="Arial" w:cs="Arial" w:eastAsia="Arial" w:hAnsi="Arial"/>
+          <w:color w:val="333333"/>
+          <w:sz w:val="22"/>
+          <w:szCs w:val="22"/>
+        </w:rPr>
+        <w:t xml:space="preserve">Smack Up Your Backup integration: the backup tool reads and writes its state to snap_settings (last_backup_at, last_backup_size, last_backup_dest, last_backup_status). The heartbeat API exposes these same keys, so the hub always has current data without any additional configuration. When Smack Up Your Backup runs on any node, it can also pull the fleet-wide backup picture from the hub’s API and display a consolidated backup dock — one panel showing every install’s backup health, with direct links to trigger a backup on any stale site.</w:t>
+      </w:r>
+    </w:p>
+    <w:p>
+      <w:pPr>
+        <w:spacing w:after="160"/>
+      </w:pPr>
+      <w:r>
+        <w:rPr>
+          <w:rFonts w:ascii="Arial" w:cs="Arial" w:eastAsia="Arial" w:hAnsi="Arial"/>
+          <w:color w:val="333333"/>
+          <w:sz w:val="22"/>
+          <w:szCs w:val="22"/>
+        </w:rPr>
+        <w:t xml:space="preserve">The satellite also exposes a /api/multisite/backup/status endpoint (GET) returning the current backup state, and a /api/multisite/backup/log endpoint (GET) returning the last 10 backup events with timestamps, sizes, and outcomes. The hub caches these on each heartbeat so the dashboard does not require additional API calls to display backup info.</w:t>
+      </w:r>
+    </w:p>
+    <w:p>
+      <w:pPr>
         <w:pBdr>
           <w:bottom w:val="single" w:color="D40000" w:sz="4" w:space="1"/>
         </w:pBdr>
@@ -2490,6 +2554,200 @@
                 <w:szCs w:val="20"/>
               </w:rPr>
               <w:t xml:space="preserve">Revoke hub access, delete stored keys</w:t>
+            </w:r>
+          </w:p>
+        </w:tc>
+      </w:tr>
+      <w:tr>
+        <w:tc>
+          <w:tcPr>
+            <w:tcW w:type="dxa" w:w="2280"/>
+            <w:tcBorders>
+              <w:top w:val="single" w:color="CCCCCC" w:sz="1"/>
+              <w:left w:val="single" w:color="CCCCCC" w:sz="1"/>
+              <w:bottom w:val="single" w:color="CCCCCC" w:sz="1"/>
+              <w:right w:val="single" w:color="CCCCCC" w:sz="1"/>
+            </w:tcBorders>
+            <w:tcMar>
+              <w:top w:type="dxa" w:w="80"/>
+              <w:left w:type="dxa" w:w="120"/>
+              <w:bottom w:type="dxa" w:w="80"/>
+              <w:right w:type="dxa" w:w="120"/>
+            </w:tcMar>
+          </w:tcPr>
+          <w:p>
+            <w:pPr>
+              <w:spacing w:after="0"/>
+            </w:pPr>
+            <w:r>
+              <w:rPr>
+                <w:rFonts w:ascii="Arial" w:cs="Arial" w:eastAsia="Arial" w:hAnsi="Arial"/>
+                <w:color w:val="333333"/>
+                <w:sz w:val="20"/>
+                <w:szCs w:val="20"/>
+              </w:rPr>
+              <w:t xml:space="preserve">/backup/status</w:t>
+            </w:r>
+          </w:p>
+        </w:tc>
+        <w:tc>
+          <w:tcPr>
+            <w:tcW w:type="dxa" w:w="2280"/>
+            <w:tcBorders>
+              <w:top w:val="single" w:color="CCCCCC" w:sz="1"/>
+              <w:left w:val="single" w:color="CCCCCC" w:sz="1"/>
+              <w:bottom w:val="single" w:color="CCCCCC" w:sz="1"/>
+              <w:right w:val="single" w:color="CCCCCC" w:sz="1"/>
+            </w:tcBorders>
+            <w:tcMar>
+              <w:top w:type="dxa" w:w="80"/>
+              <w:left w:type="dxa" w:w="120"/>
+              <w:bottom w:type="dxa" w:w="80"/>
+              <w:right w:type="dxa" w:w="120"/>
+            </w:tcMar>
+          </w:tcPr>
+          <w:p>
+            <w:pPr>
+              <w:spacing w:after="0"/>
+            </w:pPr>
+            <w:r>
+              <w:rPr>
+                <w:rFonts w:ascii="Arial" w:cs="Arial" w:eastAsia="Arial" w:hAnsi="Arial"/>
+                <w:b/>
+                <w:bCs/>
+                <w:color w:val="666666"/>
+                <w:sz w:val="20"/>
+                <w:szCs w:val="20"/>
+              </w:rPr>
+              <w:t xml:space="preserve">GET</w:t>
+            </w:r>
+          </w:p>
+        </w:tc>
+        <w:tc>
+          <w:tcPr>
+            <w:tcW w:type="dxa" w:w="2280"/>
+            <w:tcBorders>
+              <w:top w:val="single" w:color="CCCCCC" w:sz="1"/>
+              <w:left w:val="single" w:color="CCCCCC" w:sz="1"/>
+              <w:bottom w:val="single" w:color="CCCCCC" w:sz="1"/>
+              <w:right w:val="single" w:color="CCCCCC" w:sz="1"/>
+            </w:tcBorders>
+            <w:tcMar>
+              <w:top w:type="dxa" w:w="80"/>
+              <w:left w:type="dxa" w:w="120"/>
+              <w:bottom w:type="dxa" w:w="80"/>
+              <w:right w:type="dxa" w:w="120"/>
+            </w:tcMar>
+          </w:tcPr>
+          <w:p>
+            <w:pPr>
+              <w:spacing w:after="0"/>
+            </w:pPr>
+            <w:r>
+              <w:rPr>
+                <w:rFonts w:ascii="Arial" w:cs="Arial" w:eastAsia="Arial" w:hAnsi="Arial"/>
+                <w:color w:val="333333"/>
+                <w:sz w:val="20"/>
+                <w:szCs w:val="20"/>
+              </w:rPr>
+              <w:t xml:space="preserve">Current backup state (timestamp, size, dest, status)</w:t>
+            </w:r>
+          </w:p>
+        </w:tc>
+      </w:tr>
+      <w:tr>
+        <w:tc>
+          <w:tcPr>
+            <w:tcW w:type="dxa" w:w="2280"/>
+            <w:tcBorders>
+              <w:top w:val="single" w:color="CCCCCC" w:sz="1"/>
+              <w:left w:val="single" w:color="CCCCCC" w:sz="1"/>
+              <w:bottom w:val="single" w:color="CCCCCC" w:sz="1"/>
+              <w:right w:val="single" w:color="CCCCCC" w:sz="1"/>
+            </w:tcBorders>
+            <w:tcMar>
+              <w:top w:type="dxa" w:w="80"/>
+              <w:left w:type="dxa" w:w="120"/>
+              <w:bottom w:type="dxa" w:w="80"/>
+              <w:right w:type="dxa" w:w="120"/>
+            </w:tcMar>
+          </w:tcPr>
+          <w:p>
+            <w:pPr>
+              <w:spacing w:after="0"/>
+            </w:pPr>
+            <w:r>
+              <w:rPr>
+                <w:rFonts w:ascii="Arial" w:cs="Arial" w:eastAsia="Arial" w:hAnsi="Arial"/>
+                <w:color w:val="333333"/>
+                <w:sz w:val="20"/>
+                <w:szCs w:val="20"/>
+              </w:rPr>
+              <w:t xml:space="preserve">/backup/log</w:t>
+            </w:r>
+          </w:p>
+        </w:tc>
+        <w:tc>
+          <w:tcPr>
+            <w:tcW w:type="dxa" w:w="2280"/>
+            <w:tcBorders>
+              <w:top w:val="single" w:color="CCCCCC" w:sz="1"/>
+              <w:left w:val="single" w:color="CCCCCC" w:sz="1"/>
+              <w:bottom w:val="single" w:color="CCCCCC" w:sz="1"/>
+              <w:right w:val="single" w:color="CCCCCC" w:sz="1"/>
+            </w:tcBorders>
+            <w:tcMar>
+              <w:top w:type="dxa" w:w="80"/>
+              <w:left w:type="dxa" w:w="120"/>
+              <w:bottom w:type="dxa" w:w="80"/>
+              <w:right w:type="dxa" w:w="120"/>
+            </w:tcMar>
+          </w:tcPr>
+          <w:p>
+            <w:pPr>
+              <w:spacing w:after="0"/>
+            </w:pPr>
+            <w:r>
+              <w:rPr>
+                <w:rFonts w:ascii="Arial" w:cs="Arial" w:eastAsia="Arial" w:hAnsi="Arial"/>
+                <w:b/>
+                <w:bCs/>
+                <w:color w:val="666666"/>
+                <w:sz w:val="20"/>
+                <w:szCs w:val="20"/>
+              </w:rPr>
+              <w:t xml:space="preserve">GET</w:t>
+            </w:r>
+          </w:p>
+        </w:tc>
+        <w:tc>
+          <w:tcPr>
+            <w:tcW w:type="dxa" w:w="2280"/>
+            <w:tcBorders>
+              <w:top w:val="single" w:color="CCCCCC" w:sz="1"/>
+              <w:left w:val="single" w:color="CCCCCC" w:sz="1"/>
+              <w:bottom w:val="single" w:color="CCCCCC" w:sz="1"/>
+              <w:right w:val="single" w:color="CCCCCC" w:sz="1"/>
+            </w:tcBorders>
+            <w:tcMar>
+              <w:top w:type="dxa" w:w="80"/>
+              <w:left w:type="dxa" w:w="120"/>
+              <w:bottom w:type="dxa" w:w="80"/>
+              <w:right w:type="dxa" w:w="120"/>
+            </w:tcMar>
+          </w:tcPr>
+          <w:p>
+            <w:pPr>
+              <w:spacing w:after="0"/>
+            </w:pPr>
+            <w:r>
+              <w:rPr>
+                <w:rFonts w:ascii="Arial" w:cs="Arial" w:eastAsia="Arial" w:hAnsi="Arial"/>
+                <w:color w:val="333333"/>
+                <w:sz w:val="20"/>
+                <w:szCs w:val="20"/>
+              </w:rPr>
+              <w:t xml:space="preserve">Last 10 backup events with timestamps and outcomes</w:t>
             </w:r>
           </w:p>
         </w:tc>
